--- a/docs/quarto/index.docx
+++ b/docs/quarto/index.docx
@@ -26,7 +26,7 @@
         <w:t xml:space="preserve">Ali Salman</w:t>
       </w:r>
     </w:p>
-    <w:bookmarkStart w:id="28" w:name="study-overview"/>
+    <w:bookmarkStart w:id="17" w:name="study-overview"/>
     <w:p>
       <w:pPr>
         <w:pStyle w:val="Heading1"/>
@@ -104,7 +104,7 @@
         <w:t xml:space="preserve">to address measured confounding while retaining the NIS complex survey design.</w:t>
       </w:r>
     </w:p>
-    <w:bookmarkStart w:id="20" w:name="data-source-and-study-period"/>
+    <w:bookmarkStart w:id="9" w:name="data-source-and-study-period"/>
     <w:p>
       <w:pPr>
         <w:pStyle w:val="Heading2"/>
@@ -134,8 +134,8 @@
         <w:t xml:space="preserve">, a stratified, nationally representative sample of U.S. hospital discharges. All analyses accounted for the NIS complex survey design (hospital clustering, stratification, and discharge weights).</w:t>
       </w:r>
     </w:p>
-    <w:bookmarkEnd w:id="20"/>
-    <w:bookmarkStart w:id="21" w:name="study-population"/>
+    <w:bookmarkEnd w:id="9"/>
+    <w:bookmarkStart w:id="10" w:name="study-population"/>
     <w:p>
       <w:pPr>
         <w:pStyle w:val="Heading2"/>
@@ -238,8 +238,8 @@
         <w:t xml:space="preserve">)</w:t>
       </w:r>
     </w:p>
-    <w:bookmarkEnd w:id="21"/>
-    <w:bookmarkStart w:id="22" w:name="exposure"/>
+    <w:bookmarkEnd w:id="10"/>
+    <w:bookmarkStart w:id="11" w:name="exposure"/>
     <w:p>
       <w:pPr>
         <w:pStyle w:val="Heading2"/>
@@ -298,8 +298,8 @@
         <w:t xml:space="preserve">during the index hospitalization.</w:t>
       </w:r>
     </w:p>
-    <w:bookmarkEnd w:id="22"/>
-    <w:bookmarkStart w:id="23" w:name="covariates"/>
+    <w:bookmarkEnd w:id="11"/>
+    <w:bookmarkStart w:id="12" w:name="covariates"/>
     <w:p>
       <w:pPr>
         <w:pStyle w:val="Heading2"/>
@@ -409,29 +409,11 @@
         <w:pStyle w:val="BodyText"/>
       </w:pPr>
       <w:r>
-        <w:t xml:space="preserve">Race and payer were collapsed for analytic stability (Native American →</w:t>
-      </w:r>
-      <w:r>
-        <w:t xml:space="preserve"> </w:t>
-      </w:r>
-      <w:r>
-        <w:t xml:space="preserve">“Other”</w:t>
-      </w:r>
-      <w:r>
-        <w:t xml:space="preserve">; Self-pay and No charge →</w:t>
-      </w:r>
-      <w:r>
-        <w:t xml:space="preserve"> </w:t>
-      </w:r>
-      <w:r>
-        <w:t xml:space="preserve">“Other”</w:t>
-      </w:r>
-      <w:r>
-        <w:t xml:space="preserve">).</w:t>
+        <w:t xml:space="preserve">Race and payer were collapsed for analytic stability (Native American → “Other”; Self-pay and No charge → “Other”).</w:t>
       </w:r>
     </w:p>
-    <w:bookmarkEnd w:id="23"/>
-    <w:bookmarkStart w:id="24" w:name="outcomes"/>
+    <w:bookmarkEnd w:id="12"/>
+    <w:bookmarkStart w:id="13" w:name="outcomes"/>
     <w:p>
       <w:pPr>
         <w:pStyle w:val="Heading2"/>
@@ -588,8 +570,8 @@
         <w:t xml:space="preserve">, computed from total charges using the HCUP cost-to-charge ratio and adjusted using annual Consumer Price Index ratios</w:t>
       </w:r>
     </w:p>
-    <w:bookmarkEnd w:id="24"/>
-    <w:bookmarkStart w:id="27" w:name="statistical-analysis"/>
+    <w:bookmarkEnd w:id="13"/>
+    <w:bookmarkStart w:id="16" w:name="statistical-analysis"/>
     <w:p>
       <w:pPr>
         <w:pStyle w:val="Heading2"/>
@@ -606,7 +588,7 @@
         <w:t xml:space="preserve">We report survey-weighted descriptive statistics and compare groups by Impella RP status.</w:t>
       </w:r>
     </w:p>
-    <w:bookmarkStart w:id="25" w:name="primary-approach-propensity-score-iptw"/>
+    <w:bookmarkStart w:id="14" w:name="primary-approach-propensity-score-iptw"/>
     <w:p>
       <w:pPr>
         <w:pStyle w:val="Heading3"/>
@@ -704,8 +686,8 @@
         <w:t xml:space="preserve">We assessed covariate balance using standardized mean differences (SMDs) before and after weighting and visualized balance with a Love plot.</w:t>
       </w:r>
     </w:p>
-    <w:bookmarkEnd w:id="25"/>
-    <w:bookmarkStart w:id="26" w:name="outcome-models-iptw-weighted"/>
+    <w:bookmarkEnd w:id="14"/>
+    <w:bookmarkStart w:id="15" w:name="outcome-models-iptw-weighted"/>
     <w:p>
       <w:pPr>
         <w:pStyle w:val="Heading3"/>
@@ -779,10 +761,10 @@
         <w:t xml:space="preserve">; exponentiated coefficients are reported as ratios (exp[β]) with 95% CI</w:t>
       </w:r>
     </w:p>
-    <w:bookmarkEnd w:id="26"/>
-    <w:bookmarkEnd w:id="27"/>
-    <w:bookmarkEnd w:id="28"/>
-    <w:bookmarkStart w:id="29" w:name="baseline-characteristics"/>
+    <w:bookmarkEnd w:id="15"/>
+    <w:bookmarkEnd w:id="16"/>
+    <w:bookmarkEnd w:id="17"/>
+    <w:bookmarkStart w:id="18" w:name="baseline-characteristics"/>
     <w:p>
       <w:pPr>
         <w:pStyle w:val="Heading1"/>
@@ -5715,8 +5697,8 @@
         </w:tc>
       </w:tr>
     </w:tbl>
-    <w:bookmarkEnd w:id="29"/>
-    <w:bookmarkStart w:id="30" w:name="unadjusted-outcomes"/>
+    <w:bookmarkEnd w:id="18"/>
+    <w:bookmarkStart w:id="19" w:name="unadjusted-outcomes"/>
     <w:p>
       <w:pPr>
         <w:pStyle w:val="Heading1"/>
@@ -6649,8 +6631,8 @@
         </w:tc>
       </w:tr>
     </w:tbl>
-    <w:bookmarkEnd w:id="30"/>
-    <w:bookmarkStart w:id="35" w:name="propensity-score-iptw"/>
+    <w:bookmarkEnd w:id="19"/>
+    <w:bookmarkStart w:id="24" w:name="propensity-score-iptw"/>
     <w:p>
       <w:pPr>
         <w:pStyle w:val="Heading1"/>
@@ -6679,7 +6661,7 @@
         <w:t xml:space="preserve">1 10671       278 3.230975e-08       1       1</w:t>
       </w:r>
     </w:p>
-    <w:bookmarkStart w:id="34" w:name="covariate-balance-diagnostics"/>
+    <w:bookmarkStart w:id="23" w:name="covariate-balance-diagnostics"/>
     <w:p>
       <w:pPr>
         <w:pStyle w:val="Heading2"/>
@@ -7245,20 +7227,20 @@
       <w:r>
         <w:drawing>
           <wp:inline>
-            <wp:extent cx="4620126" cy="3696101"/>
+            <wp:extent cx="5334000" cy="3573780"/>
             <wp:effectExtent b="0" l="0" r="0" t="0"/>
-            <wp:docPr descr="" title="" id="32" name="Picture"/>
+            <wp:docPr descr="" title="" id="21" name="Picture"/>
             <a:graphic>
               <a:graphicData uri="http://schemas.openxmlformats.org/drawingml/2006/picture">
                 <pic:pic>
                   <pic:nvPicPr>
-                    <pic:cNvPr descr="index_files/figure-docx/balance-1.png" id="33" name="Picture"/>
+                    <pic:cNvPr descr="index_files/figure-docx/balance-1.png" id="22" name="Picture"/>
                     <pic:cNvPicPr>
                       <a:picLocks noChangeArrowheads="1" noChangeAspect="1"/>
                     </pic:cNvPicPr>
                   </pic:nvPicPr>
                   <pic:blipFill>
-                    <a:blip r:embed="rId31"/>
+                    <a:blip r:embed="rId20"/>
                     <a:stretch>
                       <a:fillRect/>
                     </a:stretch>
@@ -7266,7 +7248,7 @@
                   <pic:spPr bwMode="auto">
                     <a:xfrm>
                       <a:off x="0" y="0"/>
-                      <a:ext cx="4620126" cy="3696101"/>
+                      <a:ext cx="5334000" cy="3573780"/>
                     </a:xfrm>
                     <a:prstGeom prst="rect">
                       <a:avLst/>
@@ -7285,9 +7267,9 @@
         </w:drawing>
       </w:r>
     </w:p>
-    <w:bookmarkEnd w:id="34"/>
-    <w:bookmarkEnd w:id="35"/>
-    <w:bookmarkStart w:id="36" w:name="iptw-weighted-descriptive-tables"/>
+    <w:bookmarkEnd w:id="23"/>
+    <w:bookmarkEnd w:id="24"/>
+    <w:bookmarkStart w:id="25" w:name="iptw-weighted-descriptive-tables"/>
     <w:p>
       <w:pPr>
         <w:pStyle w:val="Heading1"/>
@@ -12682,8 +12664,8 @@
         </w:tc>
       </w:tr>
     </w:tbl>
-    <w:bookmarkEnd w:id="36"/>
-    <w:bookmarkStart w:id="42" w:name="iptw-weighted-outcome-models"/>
+    <w:bookmarkEnd w:id="25"/>
+    <w:bookmarkStart w:id="31" w:name="iptw-weighted-outcome-models"/>
     <w:p>
       <w:pPr>
         <w:pStyle w:val="Heading1"/>
@@ -12692,7 +12674,7 @@
         <w:t xml:space="preserve">IPTW-weighted outcome models</w:t>
       </w:r>
     </w:p>
-    <w:bookmarkStart w:id="37" w:name="in-hospital-mortality"/>
+    <w:bookmarkStart w:id="26" w:name="in-hospital-mortality"/>
     <w:p>
       <w:pPr>
         <w:pStyle w:val="Heading2"/>
@@ -13140,8 +13122,8 @@
         </w:tc>
       </w:tr>
     </w:tbl>
-    <w:bookmarkEnd w:id="37"/>
-    <w:bookmarkStart w:id="38" w:name="major-bleeding-andor-transfusion"/>
+    <w:bookmarkEnd w:id="26"/>
+    <w:bookmarkStart w:id="27" w:name="major-bleeding-andor-transfusion"/>
     <w:p>
       <w:pPr>
         <w:pStyle w:val="Heading2"/>
@@ -13589,8 +13571,8 @@
         </w:tc>
       </w:tr>
     </w:tbl>
-    <w:bookmarkEnd w:id="38"/>
-    <w:bookmarkStart w:id="39" w:name="acute-kidney-injury"/>
+    <w:bookmarkEnd w:id="27"/>
+    <w:bookmarkStart w:id="28" w:name="acute-kidney-injury"/>
     <w:p>
       <w:pPr>
         <w:pStyle w:val="Heading2"/>
@@ -14038,8 +14020,8 @@
         </w:tc>
       </w:tr>
     </w:tbl>
-    <w:bookmarkEnd w:id="39"/>
-    <w:bookmarkStart w:id="40" w:name="length-of-stay-los"/>
+    <w:bookmarkEnd w:id="28"/>
+    <w:bookmarkStart w:id="29" w:name="length-of-stay-los"/>
     <w:p>
       <w:pPr>
         <w:pStyle w:val="Heading2"/>
@@ -14487,8 +14469,8 @@
         </w:tc>
       </w:tr>
     </w:tbl>
-    <w:bookmarkEnd w:id="40"/>
-    <w:bookmarkStart w:id="41" w:name="inflation-adjusted-total-cost"/>
+    <w:bookmarkEnd w:id="29"/>
+    <w:bookmarkStart w:id="30" w:name="inflation-adjusted-total-cost"/>
     <w:p>
       <w:pPr>
         <w:pStyle w:val="Heading2"/>
@@ -14936,9 +14918,9 @@
         </w:tc>
       </w:tr>
     </w:tbl>
-    <w:bookmarkEnd w:id="41"/>
-    <w:bookmarkEnd w:id="42"/>
-    <w:bookmarkStart w:id="43" w:name="X16cc954071ef5fd60855ff4e834ad15a74be81e"/>
+    <w:bookmarkEnd w:id="30"/>
+    <w:bookmarkEnd w:id="31"/>
+    <w:bookmarkStart w:id="32" w:name="X16cc954071ef5fd60855ff4e834ad15a74be81e"/>
     <w:p>
       <w:pPr>
         <w:pStyle w:val="Heading1"/>
@@ -15217,7 +15199,7 @@
         <w:t xml:space="preserve">and/or blood product transfusion ICD-10-PCS procedure codes (see project code list)</w:t>
       </w:r>
     </w:p>
-    <w:bookmarkEnd w:id="43"/>
+    <w:bookmarkEnd w:id="32"/>
     <w:sectPr>
       <w:footnotePr>
         <w:numRestart w:val="eachSect"/>
@@ -15445,10 +15427,10 @@
   <w:docDefaults>
     <w:rPrDefault>
       <w:rPr>
-        <w:rFonts w:asciiTheme="minorHAnsi" w:cstheme="minorBidi" w:eastAsiaTheme="minorHAnsi" w:hAnsiTheme="minorHAnsi"/>
+        <w:rFonts w:asciiTheme="minorHAnsi" w:cstheme="minorBidi" w:eastAsiaTheme="minorEastAsia" w:hAnsiTheme="minorHAnsi"/>
         <w:sz w:val="24"/>
         <w:szCs w:val="24"/>
-        <w:lang w:bidi="ar-SA" w:eastAsia="en-US" w:val="en-US"/>
+        <w:lang w:bidi="ar-SA" w:eastAsia="zh-CN" w:val="en-US"/>
       </w:rPr>
     </w:rPrDefault>
     <w:pPrDefault>
@@ -15989,13 +15971,6 @@
       </w:tblCellMar>
     </w:tblPr>
     <w:tblStylePr w:type="firstRow">
-      <w:tblPr>
-        <w:jc w:val="left"/>
-        <w:tblInd w:type="dxa" w:w="0"/>
-      </w:tblPr>
-      <w:trPr>
-        <w:jc w:val="left"/>
-      </w:trPr>
       <w:tcPr>
         <w:tcBorders>
           <w:bottom w:val="single"/>
